--- a/juliano/cronogramas/Cronograma_Informatica_Semana9_IUTECP.docx
+++ b/juliano/cronogramas/Cronograma_Informatica_Semana9_IUTECP.docx
@@ -535,7 +535,7 @@
                 <w:b w:val="0"/>
                 <w:sz w:val="20"/>
               </w:rPr>
-              <w:t>Organización y presentación formal de los anexos del informe: diagrama Entidad-Relación, capturas de la interfaz del sistema y memoria fotográfica del área de Presidencia.</w:t>
+              <w:t>Organización y presentación formal de los anexos del informe: diagrama Entidad-Relación y capturas de la interfaz del sistema.</w:t>
             </w:r>
           </w:p>
         </w:tc>

--- a/juliano/cronogramas/Cronograma_Informatica_Semana9_IUTECP.docx
+++ b/juliano/cronogramas/Cronograma_Informatica_Semana9_IUTECP.docx
@@ -622,6 +622,7 @@
                 <w:sz w:val="20"/>
               </w:rPr>
               <w:t>Corrección ortográfica y de formato del informe completo, verificación del cumplimiento de las normas del IUTECP, numeración de páginas, índices y lista de referencias bibliográficas.</w:t>
+              <w:br/>
             </w:r>
           </w:p>
         </w:tc>

--- a/juliano/cronogramas/Cronograma_Informatica_Semana9_IUTECP.docx
+++ b/juliano/cronogramas/Cronograma_Informatica_Semana9_IUTECP.docx
@@ -181,7 +181,7 @@
           <w:b w:val="0"/>
           <w:sz w:val="24"/>
         </w:rPr>
-        <w:t>Consolidar y revisar el informe académico en su versión final, incorporar las observaciones del tutor industrial, presentar el prototipo funcional ante la tutora industrial para su evaluación y preparar los anexos definitivos para la entrega institucional.</w:t>
+        <w:t>Consolidar y revisar el informe académico en su versión final, presentar el prototipo funcional ante la tutora industrial para su evaluación, participar en las labores regulares de registro documental del Departamento de Presidencia y preparar los anexos definitivos para la entrega institucional.</w:t>
       </w:r>
     </w:p>
     <w:p/>
@@ -342,7 +342,7 @@
                 <w:b w:val="0"/>
                 <w:sz w:val="20"/>
               </w:rPr>
-              <w:t>Incorporación de observaciones del tutor industrial</w:t>
+              <w:t>Presentación del prototipo funcional ante la tutora industrial</w:t>
             </w:r>
           </w:p>
         </w:tc>
@@ -363,7 +363,7 @@
                 <w:b w:val="0"/>
                 <w:sz w:val="20"/>
               </w:rPr>
-              <w:t>Revisión de las correcciones y sugerencias indicadas por la tutora industrial sobre el borrador del informe y el funcionamiento del sistema, e incorporación de los ajustes pertinentes.</w:t>
+              <w:t>Demostración del sistema ante la Ing. Yasmin Sabaneta, recorriendo los módulos de registro, consulta, historial y generación de reportes con expedientes del departamento.</w:t>
             </w:r>
           </w:p>
         </w:tc>
@@ -384,7 +384,7 @@
                 <w:b w:val="0"/>
                 <w:sz w:val="20"/>
               </w:rPr>
-              <w:t>Borrador del informe, observaciones escritas de la tutora</w:t>
+              <w:t>Sistema ejecutable, equipo informático de la oficina</w:t>
             </w:r>
           </w:p>
         </w:tc>
@@ -428,7 +428,7 @@
                 <w:b w:val="0"/>
                 <w:sz w:val="20"/>
               </w:rPr>
-              <w:t>Presentación del prototipo funcional ante la tutora industrial</w:t>
+              <w:t>Registro documental de expedientes</w:t>
             </w:r>
           </w:p>
         </w:tc>
@@ -449,7 +449,7 @@
                 <w:b w:val="0"/>
                 <w:sz w:val="20"/>
               </w:rPr>
-              <w:t>Demostración formal del sistema ante la Ing. Yasmin Sabaneta, recorriendo los módulos de registro, consulta, historial y generación de reportes con expedientes reales del departamento.</w:t>
+              <w:t>Apoyo en las labores regulares del Departamento de Presidencia mediante el registro y actualización de los expedientes recibidos y despachados durante el período, manteniendo al día la información correspondiente en la hoja de cálculo institucional.</w:t>
             </w:r>
           </w:p>
         </w:tc>
@@ -470,7 +470,7 @@
                 <w:b w:val="0"/>
                 <w:sz w:val="20"/>
               </w:rPr>
-              <w:t>Sistema ejecutable, equipo informático de la oficina</w:t>
+              <w:t>Expedientes físicos, hoja de cálculo institucional</w:t>
             </w:r>
           </w:p>
         </w:tc>
@@ -535,7 +535,7 @@
                 <w:b w:val="0"/>
                 <w:sz w:val="20"/>
               </w:rPr>
-              <w:t>Organización y presentación formal de los anexos del informe: diagrama Entidad-Relación y capturas de la interfaz del sistema.</w:t>
+              <w:t>Organización y presentación formal de los anexos del informe, incluyendo los diagramas técnicos, evidencias del desarrollo y capturas de la interfaz del sistema correspondientes a las actividades realizadas durante la pasantía.</w:t>
             </w:r>
           </w:p>
         </w:tc>
@@ -556,7 +556,7 @@
                 <w:b w:val="0"/>
                 <w:sz w:val="20"/>
               </w:rPr>
-              <w:t>Impresora, archivos de imagen, editor de texto</w:t>
+              <w:t>Archivos de diagramas, capturas de pantalla, editor de texto</w:t>
             </w:r>
           </w:p>
         </w:tc>
@@ -622,7 +622,6 @@
                 <w:sz w:val="20"/>
               </w:rPr>
               <w:t>Corrección ortográfica y de formato del informe completo, verificación del cumplimiento de las normas del IUTECP, numeración de páginas, índices y lista de referencias bibliográficas.</w:t>
-              <w:br/>
             </w:r>
           </w:p>
         </w:tc>

--- a/juliano/cronogramas/Cronograma_Informatica_Semana9_IUTECP.docx
+++ b/juliano/cronogramas/Cronograma_Informatica_Semana9_IUTECP.docx
@@ -449,7 +449,7 @@
                 <w:b w:val="0"/>
                 <w:sz w:val="20"/>
               </w:rPr>
-              <w:t>Apoyo en las labores regulares del Departamento de Presidencia mediante el registro y actualización de los expedientes recibidos y despachados durante el período, manteniendo al día la información correspondiente en la hoja de cálculo institucional.</w:t>
+              <w:t>Apoyo en las labores regulares mediante el registro de los expedientes recibidos y despachados durante el período, manteniendo al día la información correspondiente en la hoja de cálculo.</w:t>
             </w:r>
           </w:p>
         </w:tc>
@@ -470,7 +470,7 @@
                 <w:b w:val="0"/>
                 <w:sz w:val="20"/>
               </w:rPr>
-              <w:t>Expedientes físicos, hoja de cálculo institucional</w:t>
+              <w:t>Expedientes físicos, hoja de cálculo</w:t>
             </w:r>
           </w:p>
         </w:tc>

--- a/juliano/cronogramas/Cronograma_Informatica_Semana9_IUTECP.docx
+++ b/juliano/cronogramas/Cronograma_Informatica_Semana9_IUTECP.docx
@@ -728,7 +728,7 @@
                 <w:b w:val="0"/>
                 <w:sz w:val="20"/>
               </w:rPr>
-              <w:t>Informe impreso y encuadernado, carta de aprobación</w:t>
+              <w:t>Informe en formato digital</w:t>
             </w:r>
           </w:p>
         </w:tc>

--- a/juliano/cronogramas/Cronograma_Informatica_Semana9_IUTECP.docx
+++ b/juliano/cronogramas/Cronograma_Informatica_Semana9_IUTECP.docx
@@ -363,7 +363,7 @@
                 <w:b w:val="0"/>
                 <w:sz w:val="20"/>
               </w:rPr>
-              <w:t>Demostración del sistema ante la Ing. Yasmin Sabaneta, recorriendo los módulos de registro, consulta, historial y generación de reportes con expedientes del departamento.</w:t>
+              <w:t>Demostración del sistema recorriendo los módulos con expedientes del departamento.</w:t>
             </w:r>
           </w:p>
         </w:tc>
